--- a/part1_data_analytics/insights_report/Capstone Project_Part1_Insights Report.docx
+++ b/part1_data_analytics/insights_report/Capstone Project_Part1_Insights Report.docx
@@ -205,7 +205,6 @@
                 <w:szCs w:val="24"/>
               </w:rPr>
             </w:pPr>
-            <w:proofErr w:type="spellStart"/>
             <w:r>
               <w:rPr>
                 <w:rFonts w:ascii="Times New Roman" w:hAnsi="Times New Roman" w:cs="Times New Roman"/>
@@ -215,7 +214,6 @@
               </w:rPr>
               <w:t>Programme</w:t>
             </w:r>
-            <w:proofErr w:type="spellEnd"/>
           </w:p>
         </w:tc>
         <w:tc>
@@ -739,13 +737,15 @@
             </w:pPr>
             <w:r>
               <w:rPr>
-                <w:noProof/>
+                <w:rFonts w:ascii="Times New Roman" w:hAnsi="Times New Roman" w:cs="Times New Roman"/>
+                <w:sz w:val="24"/>
+                <w:szCs w:val="24"/>
               </w:rPr>
               <w:drawing>
-                <wp:inline distT="0" distB="0" distL="0" distR="0" wp14:anchorId="3AD0ADAF" wp14:editId="72A3D52F">
-                  <wp:extent cx="5943600" cy="4971415"/>
-                  <wp:effectExtent l="0" t="0" r="0" b="635"/>
-                  <wp:docPr id="195915575" name="Picture 1"/>
+                <wp:inline distT="0" distB="0" distL="0" distR="0" wp14:anchorId="07837B2E" wp14:editId="1AF16E8A">
+                  <wp:extent cx="5422789" cy="5380218"/>
+                  <wp:effectExtent l="0" t="0" r="6985" b="0"/>
+                  <wp:docPr id="1378226503" name="Picture 1"/>
                   <wp:cNvGraphicFramePr>
                     <a:graphicFrameLocks xmlns:a="http://schemas.openxmlformats.org/drawingml/2006/main" noChangeAspect="1"/>
                   </wp:cNvGraphicFramePr>
@@ -753,7 +753,7 @@
                     <a:graphicData uri="http://schemas.openxmlformats.org/drawingml/2006/picture">
                       <pic:pic xmlns:pic="http://schemas.openxmlformats.org/drawingml/2006/picture">
                         <pic:nvPicPr>
-                          <pic:cNvPr id="195915575" name=""/>
+                          <pic:cNvPr id="1378226503" name=""/>
                           <pic:cNvPicPr/>
                         </pic:nvPicPr>
                         <pic:blipFill>
@@ -765,7 +765,7 @@
                         <pic:spPr>
                           <a:xfrm>
                             <a:off x="0" y="0"/>
-                            <a:ext cx="5943600" cy="4971415"/>
+                            <a:ext cx="5436617" cy="5393938"/>
                           </a:xfrm>
                           <a:prstGeom prst="rect">
                             <a:avLst/>
@@ -804,177 +804,18 @@
                 <w:szCs w:val="24"/>
               </w:rPr>
             </w:pPr>
-          </w:p>
-          <w:p>
-            <w:pPr>
+            <w:r>
               <w:rPr>
                 <w:rFonts w:ascii="Times New Roman" w:hAnsi="Times New Roman" w:cs="Times New Roman"/>
                 <w:sz w:val="24"/>
                 <w:szCs w:val="24"/>
               </w:rPr>
-            </w:pPr>
-          </w:p>
-          <w:p>
-            <w:pPr>
-              <w:rPr>
-                <w:rFonts w:ascii="Times New Roman" w:hAnsi="Times New Roman" w:cs="Times New Roman"/>
-                <w:sz w:val="24"/>
-                <w:szCs w:val="24"/>
-              </w:rPr>
-            </w:pPr>
-          </w:p>
-          <w:p>
-            <w:pPr>
-              <w:rPr>
-                <w:rFonts w:ascii="Times New Roman" w:hAnsi="Times New Roman" w:cs="Times New Roman"/>
-                <w:sz w:val="24"/>
-                <w:szCs w:val="24"/>
-              </w:rPr>
-            </w:pPr>
-          </w:p>
-          <w:p>
-            <w:pPr>
-              <w:rPr>
-                <w:rFonts w:ascii="Times New Roman" w:hAnsi="Times New Roman" w:cs="Times New Roman"/>
-                <w:sz w:val="24"/>
-                <w:szCs w:val="24"/>
-              </w:rPr>
-            </w:pPr>
-          </w:p>
-          <w:p>
-            <w:pPr>
-              <w:rPr>
-                <w:rFonts w:ascii="Times New Roman" w:hAnsi="Times New Roman" w:cs="Times New Roman"/>
-                <w:sz w:val="24"/>
-                <w:szCs w:val="24"/>
-              </w:rPr>
-            </w:pPr>
-          </w:p>
-          <w:p>
-            <w:pPr>
-              <w:rPr>
-                <w:rFonts w:ascii="Times New Roman" w:hAnsi="Times New Roman" w:cs="Times New Roman"/>
-                <w:sz w:val="24"/>
-                <w:szCs w:val="24"/>
-              </w:rPr>
-            </w:pPr>
-          </w:p>
-          <w:p>
-            <w:pPr>
-              <w:rPr>
-                <w:rFonts w:ascii="Times New Roman" w:hAnsi="Times New Roman" w:cs="Times New Roman"/>
-                <w:sz w:val="24"/>
-                <w:szCs w:val="24"/>
-              </w:rPr>
-            </w:pPr>
-          </w:p>
-          <w:p>
-            <w:pPr>
-              <w:rPr>
-                <w:rFonts w:ascii="Times New Roman" w:hAnsi="Times New Roman" w:cs="Times New Roman"/>
-                <w:sz w:val="24"/>
-                <w:szCs w:val="24"/>
-              </w:rPr>
-            </w:pPr>
-          </w:p>
-          <w:p>
-            <w:pPr>
-              <w:rPr>
-                <w:rFonts w:ascii="Times New Roman" w:hAnsi="Times New Roman" w:cs="Times New Roman"/>
-                <w:sz w:val="24"/>
-                <w:szCs w:val="24"/>
-              </w:rPr>
-            </w:pPr>
-          </w:p>
-          <w:p>
-            <w:pPr>
-              <w:rPr>
-                <w:rFonts w:ascii="Times New Roman" w:hAnsi="Times New Roman" w:cs="Times New Roman"/>
-                <w:sz w:val="24"/>
-                <w:szCs w:val="24"/>
-              </w:rPr>
-            </w:pPr>
-          </w:p>
-          <w:p>
-            <w:pPr>
-              <w:rPr>
-                <w:rFonts w:ascii="Times New Roman" w:hAnsi="Times New Roman" w:cs="Times New Roman"/>
-                <w:sz w:val="24"/>
-                <w:szCs w:val="24"/>
-              </w:rPr>
-            </w:pPr>
-          </w:p>
-          <w:p>
-            <w:pPr>
-              <w:rPr>
-                <w:rFonts w:ascii="Times New Roman" w:hAnsi="Times New Roman" w:cs="Times New Roman"/>
-                <w:sz w:val="24"/>
-                <w:szCs w:val="24"/>
-              </w:rPr>
-            </w:pPr>
-          </w:p>
-          <w:p>
-            <w:pPr>
-              <w:rPr>
-                <w:rFonts w:ascii="Times New Roman" w:hAnsi="Times New Roman" w:cs="Times New Roman"/>
-                <w:sz w:val="24"/>
-                <w:szCs w:val="24"/>
-              </w:rPr>
-            </w:pPr>
-          </w:p>
-          <w:p>
-            <w:pPr>
-              <w:rPr>
-                <w:rFonts w:ascii="Times New Roman" w:hAnsi="Times New Roman" w:cs="Times New Roman"/>
-                <w:sz w:val="24"/>
-                <w:szCs w:val="24"/>
-              </w:rPr>
-            </w:pPr>
-            <w:r>
-              <w:rPr>
-                <w:rFonts w:ascii="Times New Roman" w:hAnsi="Times New Roman" w:cs="Times New Roman"/>
-                <w:sz w:val="24"/>
-                <w:szCs w:val="24"/>
-              </w:rPr>
               <w:lastRenderedPageBreak/>
-              <w:t xml:space="preserve">Task 1.2 </w:t>
-            </w:r>
-            <w:proofErr w:type="spellStart"/>
-            <w:r>
-              <w:rPr>
-                <w:rFonts w:ascii="Times New Roman" w:hAnsi="Times New Roman" w:cs="Times New Roman"/>
-                <w:sz w:val="24"/>
-                <w:szCs w:val="24"/>
-              </w:rPr>
-              <w:t>Analyse</w:t>
-            </w:r>
-            <w:proofErr w:type="spellEnd"/>
-            <w:r>
-              <w:rPr>
-                <w:rFonts w:ascii="Times New Roman" w:hAnsi="Times New Roman" w:cs="Times New Roman"/>
-                <w:sz w:val="24"/>
-                <w:szCs w:val="24"/>
-              </w:rPr>
-              <w:t xml:space="preserve"> annual traffic trends</w:t>
-            </w:r>
-          </w:p>
-          <w:p>
-            <w:pPr>
-              <w:rPr>
-                <w:rFonts w:ascii="Times New Roman" w:hAnsi="Times New Roman" w:cs="Times New Roman"/>
-                <w:sz w:val="24"/>
-                <w:szCs w:val="24"/>
-              </w:rPr>
-            </w:pPr>
-            <w:r>
-              <w:rPr>
-                <w:noProof/>
-              </w:rPr>
               <w:drawing>
-                <wp:inline distT="0" distB="0" distL="0" distR="0" wp14:anchorId="2A0462B6" wp14:editId="0EBC3C63">
-                  <wp:extent cx="4724400" cy="3160704"/>
-                  <wp:effectExtent l="0" t="0" r="0" b="1905"/>
-                  <wp:docPr id="783650343" name="Picture 1"/>
+                <wp:inline distT="0" distB="0" distL="0" distR="0" wp14:anchorId="2A6435F6" wp14:editId="6176F715">
+                  <wp:extent cx="6309360" cy="4805680"/>
+                  <wp:effectExtent l="0" t="0" r="0" b="0"/>
+                  <wp:docPr id="963593151" name="Picture 1"/>
                   <wp:cNvGraphicFramePr>
                     <a:graphicFrameLocks xmlns:a="http://schemas.openxmlformats.org/drawingml/2006/main" noChangeAspect="1"/>
                   </wp:cNvGraphicFramePr>
@@ -982,7 +823,7 @@
                     <a:graphicData uri="http://schemas.openxmlformats.org/drawingml/2006/picture">
                       <pic:pic xmlns:pic="http://schemas.openxmlformats.org/drawingml/2006/picture">
                         <pic:nvPicPr>
-                          <pic:cNvPr id="783650343" name=""/>
+                          <pic:cNvPr id="963593151" name=""/>
                           <pic:cNvPicPr/>
                         </pic:nvPicPr>
                         <pic:blipFill>
@@ -994,7 +835,265 @@
                         <pic:spPr>
                           <a:xfrm>
                             <a:off x="0" y="0"/>
-                            <a:ext cx="4727876" cy="3163029"/>
+                            <a:ext cx="6309360" cy="4805680"/>
+                          </a:xfrm>
+                          <a:prstGeom prst="rect">
+                            <a:avLst/>
+                          </a:prstGeom>
+                        </pic:spPr>
+                      </pic:pic>
+                    </a:graphicData>
+                  </a:graphic>
+                </wp:inline>
+              </w:drawing>
+            </w:r>
+          </w:p>
+          <w:p>
+            <w:pPr>
+              <w:rPr>
+                <w:rFonts w:ascii="Times New Roman" w:hAnsi="Times New Roman" w:cs="Times New Roman"/>
+                <w:sz w:val="24"/>
+                <w:szCs w:val="24"/>
+              </w:rPr>
+            </w:pPr>
+          </w:p>
+          <w:p>
+            <w:pPr>
+              <w:rPr>
+                <w:rFonts w:ascii="Times New Roman" w:hAnsi="Times New Roman" w:cs="Times New Roman"/>
+                <w:sz w:val="24"/>
+                <w:szCs w:val="24"/>
+              </w:rPr>
+            </w:pPr>
+          </w:p>
+          <w:p>
+            <w:pPr>
+              <w:rPr>
+                <w:rFonts w:ascii="Times New Roman" w:hAnsi="Times New Roman" w:cs="Times New Roman"/>
+                <w:sz w:val="24"/>
+                <w:szCs w:val="24"/>
+              </w:rPr>
+            </w:pPr>
+          </w:p>
+          <w:p>
+            <w:pPr>
+              <w:rPr>
+                <w:rFonts w:ascii="Times New Roman" w:hAnsi="Times New Roman" w:cs="Times New Roman"/>
+                <w:sz w:val="24"/>
+                <w:szCs w:val="24"/>
+              </w:rPr>
+            </w:pPr>
+          </w:p>
+          <w:p>
+            <w:pPr>
+              <w:rPr>
+                <w:rFonts w:ascii="Times New Roman" w:hAnsi="Times New Roman" w:cs="Times New Roman"/>
+                <w:sz w:val="24"/>
+                <w:szCs w:val="24"/>
+              </w:rPr>
+            </w:pPr>
+          </w:p>
+          <w:p>
+            <w:pPr>
+              <w:rPr>
+                <w:rFonts w:ascii="Times New Roman" w:hAnsi="Times New Roman" w:cs="Times New Roman"/>
+                <w:sz w:val="24"/>
+                <w:szCs w:val="24"/>
+              </w:rPr>
+            </w:pPr>
+          </w:p>
+          <w:p>
+            <w:pPr>
+              <w:rPr>
+                <w:rFonts w:ascii="Times New Roman" w:hAnsi="Times New Roman" w:cs="Times New Roman"/>
+                <w:sz w:val="24"/>
+                <w:szCs w:val="24"/>
+              </w:rPr>
+            </w:pPr>
+          </w:p>
+          <w:p>
+            <w:pPr>
+              <w:rPr>
+                <w:rFonts w:ascii="Times New Roman" w:hAnsi="Times New Roman" w:cs="Times New Roman"/>
+                <w:sz w:val="24"/>
+                <w:szCs w:val="24"/>
+              </w:rPr>
+            </w:pPr>
+          </w:p>
+          <w:p>
+            <w:pPr>
+              <w:rPr>
+                <w:rFonts w:ascii="Times New Roman" w:hAnsi="Times New Roman" w:cs="Times New Roman"/>
+                <w:sz w:val="24"/>
+                <w:szCs w:val="24"/>
+              </w:rPr>
+            </w:pPr>
+          </w:p>
+          <w:p>
+            <w:pPr>
+              <w:rPr>
+                <w:rFonts w:ascii="Times New Roman" w:hAnsi="Times New Roman" w:cs="Times New Roman"/>
+                <w:sz w:val="24"/>
+                <w:szCs w:val="24"/>
+              </w:rPr>
+            </w:pPr>
+          </w:p>
+          <w:p>
+            <w:pPr>
+              <w:rPr>
+                <w:rFonts w:ascii="Times New Roman" w:hAnsi="Times New Roman" w:cs="Times New Roman"/>
+                <w:sz w:val="24"/>
+                <w:szCs w:val="24"/>
+              </w:rPr>
+            </w:pPr>
+          </w:p>
+          <w:p>
+            <w:pPr>
+              <w:rPr>
+                <w:rFonts w:ascii="Times New Roman" w:hAnsi="Times New Roman" w:cs="Times New Roman"/>
+                <w:sz w:val="24"/>
+                <w:szCs w:val="24"/>
+              </w:rPr>
+            </w:pPr>
+          </w:p>
+          <w:p>
+            <w:pPr>
+              <w:rPr>
+                <w:rFonts w:ascii="Times New Roman" w:hAnsi="Times New Roman" w:cs="Times New Roman"/>
+                <w:sz w:val="24"/>
+                <w:szCs w:val="24"/>
+              </w:rPr>
+            </w:pPr>
+          </w:p>
+          <w:p>
+            <w:pPr>
+              <w:rPr>
+                <w:rFonts w:ascii="Times New Roman" w:hAnsi="Times New Roman" w:cs="Times New Roman"/>
+                <w:sz w:val="24"/>
+                <w:szCs w:val="24"/>
+              </w:rPr>
+            </w:pPr>
+          </w:p>
+          <w:p>
+            <w:pPr>
+              <w:rPr>
+                <w:rFonts w:ascii="Times New Roman" w:hAnsi="Times New Roman" w:cs="Times New Roman"/>
+                <w:sz w:val="24"/>
+                <w:szCs w:val="24"/>
+              </w:rPr>
+            </w:pPr>
+          </w:p>
+          <w:p>
+            <w:pPr>
+              <w:rPr>
+                <w:rFonts w:ascii="Times New Roman" w:hAnsi="Times New Roman" w:cs="Times New Roman"/>
+                <w:sz w:val="24"/>
+                <w:szCs w:val="24"/>
+              </w:rPr>
+            </w:pPr>
+          </w:p>
+          <w:p>
+            <w:pPr>
+              <w:rPr>
+                <w:rFonts w:ascii="Times New Roman" w:hAnsi="Times New Roman" w:cs="Times New Roman"/>
+                <w:sz w:val="24"/>
+                <w:szCs w:val="24"/>
+              </w:rPr>
+            </w:pPr>
+          </w:p>
+          <w:p>
+            <w:pPr>
+              <w:rPr>
+                <w:rFonts w:ascii="Times New Roman" w:hAnsi="Times New Roman" w:cs="Times New Roman"/>
+                <w:sz w:val="24"/>
+                <w:szCs w:val="24"/>
+              </w:rPr>
+            </w:pPr>
+          </w:p>
+          <w:p>
+            <w:pPr>
+              <w:rPr>
+                <w:rFonts w:ascii="Times New Roman" w:hAnsi="Times New Roman" w:cs="Times New Roman"/>
+                <w:sz w:val="24"/>
+                <w:szCs w:val="24"/>
+              </w:rPr>
+            </w:pPr>
+          </w:p>
+          <w:p>
+            <w:pPr>
+              <w:rPr>
+                <w:rFonts w:ascii="Times New Roman" w:hAnsi="Times New Roman" w:cs="Times New Roman"/>
+                <w:sz w:val="24"/>
+                <w:szCs w:val="24"/>
+              </w:rPr>
+            </w:pPr>
+          </w:p>
+          <w:p>
+            <w:pPr>
+              <w:rPr>
+                <w:rFonts w:ascii="Times New Roman" w:hAnsi="Times New Roman" w:cs="Times New Roman"/>
+                <w:sz w:val="24"/>
+                <w:szCs w:val="24"/>
+              </w:rPr>
+            </w:pPr>
+          </w:p>
+          <w:p>
+            <w:pPr>
+              <w:rPr>
+                <w:rFonts w:ascii="Times New Roman" w:hAnsi="Times New Roman" w:cs="Times New Roman"/>
+                <w:sz w:val="24"/>
+                <w:szCs w:val="24"/>
+              </w:rPr>
+            </w:pPr>
+            <w:r>
+              <w:rPr>
+                <w:rFonts w:ascii="Times New Roman" w:hAnsi="Times New Roman" w:cs="Times New Roman"/>
+                <w:sz w:val="24"/>
+                <w:szCs w:val="24"/>
+              </w:rPr>
+              <w:lastRenderedPageBreak/>
+              <w:t>Task 1.2 Analyse annual traffic trends</w:t>
+            </w:r>
+          </w:p>
+          <w:p>
+            <w:pPr>
+              <w:rPr>
+                <w:rFonts w:ascii="Times New Roman" w:hAnsi="Times New Roman" w:cs="Times New Roman"/>
+                <w:sz w:val="24"/>
+                <w:szCs w:val="24"/>
+              </w:rPr>
+            </w:pPr>
+            <w:r>
+              <w:rPr>
+                <w:rFonts w:ascii="Times New Roman" w:hAnsi="Times New Roman" w:cs="Times New Roman"/>
+                <w:sz w:val="24"/>
+                <w:szCs w:val="24"/>
+              </w:rPr>
+              <w:drawing>
+                <wp:inline distT="0" distB="0" distL="0" distR="0" wp14:anchorId="690FDB0B" wp14:editId="1B771275">
+                  <wp:extent cx="5347252" cy="3931328"/>
+                  <wp:effectExtent l="0" t="0" r="6350" b="0"/>
+                  <wp:docPr id="796854551" name="Picture 1"/>
+                  <wp:cNvGraphicFramePr>
+                    <a:graphicFrameLocks xmlns:a="http://schemas.openxmlformats.org/drawingml/2006/main" noChangeAspect="1"/>
+                  </wp:cNvGraphicFramePr>
+                  <a:graphic xmlns:a="http://schemas.openxmlformats.org/drawingml/2006/main">
+                    <a:graphicData uri="http://schemas.openxmlformats.org/drawingml/2006/picture">
+                      <pic:pic xmlns:pic="http://schemas.openxmlformats.org/drawingml/2006/picture">
+                        <pic:nvPicPr>
+                          <pic:cNvPr id="796854551" name=""/>
+                          <pic:cNvPicPr/>
+                        </pic:nvPicPr>
+                        <pic:blipFill>
+                          <a:blip r:embed="rId10"/>
+                          <a:stretch>
+                            <a:fillRect/>
+                          </a:stretch>
+                        </pic:blipFill>
+                        <pic:spPr>
+                          <a:xfrm>
+                            <a:off x="0" y="0"/>
+                            <a:ext cx="5357289" cy="3938707"/>
                           </a:xfrm>
                           <a:prstGeom prst="rect">
                             <a:avLst/>
@@ -1079,7 +1178,6 @@
                       <w:lang w:eastAsia="zh-CN"/>
                     </w:rPr>
                   </w:pPr>
-                  <w:proofErr w:type="spellStart"/>
                   <w:r>
                     <w:rPr>
                       <w:rFonts w:ascii="Aptos Narrow" w:eastAsia="Times New Roman" w:hAnsi="Aptos Narrow" w:cs="Times New Roman"/>
@@ -1088,7 +1186,6 @@
                     </w:rPr>
                     <w:t>traffic_year</w:t>
                   </w:r>
-                  <w:proofErr w:type="spellEnd"/>
                 </w:p>
               </w:tc>
               <w:tc>
@@ -1113,7 +1210,6 @@
                       <w:lang w:eastAsia="zh-CN"/>
                     </w:rPr>
                   </w:pPr>
-                  <w:proofErr w:type="spellStart"/>
                   <w:r>
                     <w:rPr>
                       <w:rFonts w:ascii="Aptos Narrow" w:eastAsia="Times New Roman" w:hAnsi="Aptos Narrow" w:cs="Times New Roman"/>
@@ -1122,7 +1218,6 @@
                     </w:rPr>
                     <w:t>total_traffic_volume</w:t>
                   </w:r>
-                  <w:proofErr w:type="spellEnd"/>
                 </w:p>
               </w:tc>
               <w:tc>
@@ -1147,7 +1242,6 @@
                       <w:lang w:eastAsia="zh-CN"/>
                     </w:rPr>
                   </w:pPr>
-                  <w:proofErr w:type="spellStart"/>
                   <w:r>
                     <w:rPr>
                       <w:rFonts w:ascii="Aptos Narrow" w:eastAsia="Times New Roman" w:hAnsi="Aptos Narrow" w:cs="Times New Roman"/>
@@ -1156,7 +1250,6 @@
                     </w:rPr>
                     <w:t>absolute_change</w:t>
                   </w:r>
-                  <w:proofErr w:type="spellEnd"/>
                 </w:p>
               </w:tc>
               <w:tc>
@@ -1181,7 +1274,6 @@
                       <w:lang w:eastAsia="zh-CN"/>
                     </w:rPr>
                   </w:pPr>
-                  <w:proofErr w:type="spellStart"/>
                   <w:r>
                     <w:rPr>
                       <w:rFonts w:ascii="Aptos Narrow" w:eastAsia="Times New Roman" w:hAnsi="Aptos Narrow" w:cs="Times New Roman"/>
@@ -1190,7 +1282,6 @@
                     </w:rPr>
                     <w:t>percent_change</w:t>
                   </w:r>
-                  <w:proofErr w:type="spellEnd"/>
                 </w:p>
               </w:tc>
             </w:tr>
@@ -2481,42 +2572,6 @@
                 <w:szCs w:val="24"/>
               </w:rPr>
             </w:pPr>
-          </w:p>
-          <w:p>
-            <w:pPr>
-              <w:rPr>
-                <w:rFonts w:ascii="Times New Roman" w:hAnsi="Times New Roman" w:cs="Times New Roman"/>
-                <w:sz w:val="24"/>
-                <w:szCs w:val="24"/>
-              </w:rPr>
-            </w:pPr>
-          </w:p>
-          <w:p>
-            <w:pPr>
-              <w:rPr>
-                <w:rFonts w:ascii="Times New Roman" w:hAnsi="Times New Roman" w:cs="Times New Roman"/>
-                <w:sz w:val="24"/>
-                <w:szCs w:val="24"/>
-              </w:rPr>
-            </w:pPr>
-          </w:p>
-          <w:p>
-            <w:pPr>
-              <w:rPr>
-                <w:rFonts w:ascii="Times New Roman" w:hAnsi="Times New Roman" w:cs="Times New Roman"/>
-                <w:sz w:val="24"/>
-                <w:szCs w:val="24"/>
-              </w:rPr>
-            </w:pPr>
-          </w:p>
-          <w:p>
-            <w:pPr>
-              <w:rPr>
-                <w:rFonts w:ascii="Times New Roman" w:hAnsi="Times New Roman" w:cs="Times New Roman"/>
-                <w:sz w:val="24"/>
-                <w:szCs w:val="24"/>
-              </w:rPr>
-            </w:pPr>
             <w:r>
               <w:rPr>
                 <w:rFonts w:ascii="Times New Roman" w:hAnsi="Times New Roman" w:cs="Times New Roman"/>
@@ -2526,23 +2581,13 @@
               <w:lastRenderedPageBreak/>
               <w:t xml:space="preserve">Task 1.3 </w:t>
             </w:r>
-            <w:proofErr w:type="spellStart"/>
             <w:r>
               <w:rPr>
                 <w:rFonts w:ascii="Times New Roman" w:hAnsi="Times New Roman" w:cs="Times New Roman"/>
                 <w:sz w:val="24"/>
                 <w:szCs w:val="24"/>
               </w:rPr>
-              <w:t>Analyse</w:t>
-            </w:r>
-            <w:proofErr w:type="spellEnd"/>
-            <w:r>
-              <w:rPr>
-                <w:rFonts w:ascii="Times New Roman" w:hAnsi="Times New Roman" w:cs="Times New Roman"/>
-                <w:sz w:val="24"/>
-                <w:szCs w:val="24"/>
-              </w:rPr>
-              <w:t xml:space="preserve"> temperature around holidays</w:t>
+              <w:t>Analyse temperature around holidays</w:t>
             </w:r>
           </w:p>
           <w:p>
@@ -2555,13 +2600,15 @@
             </w:pPr>
             <w:r>
               <w:rPr>
-                <w:noProof/>
+                <w:rFonts w:ascii="Times New Roman" w:hAnsi="Times New Roman" w:cs="Times New Roman"/>
+                <w:sz w:val="24"/>
+                <w:szCs w:val="24"/>
               </w:rPr>
               <w:drawing>
-                <wp:inline distT="0" distB="0" distL="0" distR="0" wp14:anchorId="4D5C34BB" wp14:editId="655FC1F9">
-                  <wp:extent cx="5943600" cy="4912995"/>
-                  <wp:effectExtent l="0" t="0" r="0" b="1905"/>
-                  <wp:docPr id="657527422" name="Picture 1"/>
+                <wp:inline distT="0" distB="0" distL="0" distR="0" wp14:anchorId="56171FC2" wp14:editId="502A3C47">
+                  <wp:extent cx="6309360" cy="5798820"/>
+                  <wp:effectExtent l="0" t="0" r="0" b="0"/>
+                  <wp:docPr id="1826875598" name="Picture 1"/>
                   <wp:cNvGraphicFramePr>
                     <a:graphicFrameLocks xmlns:a="http://schemas.openxmlformats.org/drawingml/2006/main" noChangeAspect="1"/>
                   </wp:cNvGraphicFramePr>
@@ -2569,11 +2616,11 @@
                     <a:graphicData uri="http://schemas.openxmlformats.org/drawingml/2006/picture">
                       <pic:pic xmlns:pic="http://schemas.openxmlformats.org/drawingml/2006/picture">
                         <pic:nvPicPr>
-                          <pic:cNvPr id="657527422" name=""/>
+                          <pic:cNvPr id="1826875598" name=""/>
                           <pic:cNvPicPr/>
                         </pic:nvPicPr>
                         <pic:blipFill>
-                          <a:blip r:embed="rId10"/>
+                          <a:blip r:embed="rId11"/>
                           <a:stretch>
                             <a:fillRect/>
                           </a:stretch>
@@ -2581,7 +2628,7 @@
                         <pic:spPr>
                           <a:xfrm>
                             <a:off x="0" y="0"/>
-                            <a:ext cx="5943600" cy="4912995"/>
+                            <a:ext cx="6309360" cy="5798820"/>
                           </a:xfrm>
                           <a:prstGeom prst="rect">
                             <a:avLst/>
@@ -2673,51 +2720,6 @@
               </w:rPr>
               <w:t>Labor Day numbers sit predictably higher on the temperature spectrum (~290K+ / 20°C+). Because late-summer weather conditions remain uniformly accommodating across 2015–2017, year-over-year variances in traffic volume on Labor Day are rarely dictated by temperature changes. Instead, they shift based on standard holiday weekend travel schedules.</w:t>
             </w:r>
-          </w:p>
-          <w:p>
-            <w:pPr>
-              <w:rPr>
-                <w:rFonts w:ascii="Times New Roman" w:hAnsi="Times New Roman" w:cs="Times New Roman"/>
-                <w:sz w:val="24"/>
-                <w:szCs w:val="24"/>
-              </w:rPr>
-            </w:pPr>
-          </w:p>
-          <w:p>
-            <w:pPr>
-              <w:rPr>
-                <w:rFonts w:ascii="Times New Roman" w:hAnsi="Times New Roman" w:cs="Times New Roman"/>
-                <w:sz w:val="24"/>
-                <w:szCs w:val="24"/>
-              </w:rPr>
-            </w:pPr>
-          </w:p>
-          <w:p>
-            <w:pPr>
-              <w:rPr>
-                <w:rFonts w:ascii="Times New Roman" w:hAnsi="Times New Roman" w:cs="Times New Roman"/>
-                <w:sz w:val="24"/>
-                <w:szCs w:val="24"/>
-              </w:rPr>
-            </w:pPr>
-          </w:p>
-          <w:p>
-            <w:pPr>
-              <w:rPr>
-                <w:rFonts w:ascii="Times New Roman" w:hAnsi="Times New Roman" w:cs="Times New Roman"/>
-                <w:sz w:val="24"/>
-                <w:szCs w:val="24"/>
-              </w:rPr>
-            </w:pPr>
-          </w:p>
-          <w:p>
-            <w:pPr>
-              <w:rPr>
-                <w:rFonts w:ascii="Times New Roman" w:hAnsi="Times New Roman" w:cs="Times New Roman"/>
-                <w:sz w:val="24"/>
-                <w:szCs w:val="24"/>
-              </w:rPr>
-            </w:pPr>
           </w:p>
           <w:p>
             <w:pPr>
@@ -2848,7 +2850,6 @@
                       <w:lang w:eastAsia="zh-CN"/>
                     </w:rPr>
                   </w:pPr>
-                  <w:proofErr w:type="gramStart"/>
                   <w:r>
                     <w:rPr>
                       <w:rFonts w:ascii="Aptos Narrow" w:eastAsia="Times New Roman" w:hAnsi="Aptos Narrow" w:cs="Times New Roman"/>
@@ -2859,7 +2860,6 @@
                     </w:rPr>
                     <w:t>Mean :</w:t>
                   </w:r>
-                  <w:proofErr w:type="gramEnd"/>
                 </w:p>
               </w:tc>
               <w:tc>
@@ -2913,7 +2913,6 @@
                       <w:lang w:eastAsia="zh-CN"/>
                     </w:rPr>
                   </w:pPr>
-                  <w:proofErr w:type="gramStart"/>
                   <w:r>
                     <w:rPr>
                       <w:rFonts w:ascii="Aptos Narrow" w:eastAsia="Times New Roman" w:hAnsi="Aptos Narrow" w:cs="Times New Roman"/>
@@ -2924,7 +2923,6 @@
                     </w:rPr>
                     <w:t>Median :</w:t>
                   </w:r>
-                  <w:proofErr w:type="gramEnd"/>
                 </w:p>
               </w:tc>
               <w:tc>
@@ -2986,20 +2984,8 @@
                       <w:szCs w:val="20"/>
                       <w:lang w:eastAsia="zh-CN"/>
                     </w:rPr>
-                    <w:t xml:space="preserve">Standard </w:t>
+                    <w:t>Standard deviation :</w:t>
                   </w:r>
-                  <w:proofErr w:type="gramStart"/>
-                  <w:r>
-                    <w:rPr>
-                      <w:rFonts w:ascii="Aptos Narrow" w:eastAsia="Times New Roman" w:hAnsi="Aptos Narrow" w:cs="Times New Roman"/>
-                      <w:color w:val="000000"/>
-                      <w:sz w:val="20"/>
-                      <w:szCs w:val="20"/>
-                      <w:lang w:eastAsia="zh-CN"/>
-                    </w:rPr>
-                    <w:t>deviation :</w:t>
-                  </w:r>
-                  <w:proofErr w:type="gramEnd"/>
                 </w:p>
               </w:tc>
               <w:tc>
@@ -3053,7 +3039,6 @@
                       <w:lang w:eastAsia="zh-CN"/>
                     </w:rPr>
                   </w:pPr>
-                  <w:proofErr w:type="gramStart"/>
                   <w:r>
                     <w:rPr>
                       <w:rFonts w:ascii="Aptos Narrow" w:eastAsia="Times New Roman" w:hAnsi="Aptos Narrow" w:cs="Times New Roman"/>
@@ -3064,7 +3049,6 @@
                     </w:rPr>
                     <w:t>Variance :</w:t>
                   </w:r>
-                  <w:proofErr w:type="gramEnd"/>
                 </w:p>
               </w:tc>
               <w:tc>
@@ -3118,7 +3102,6 @@
                       <w:lang w:eastAsia="zh-CN"/>
                     </w:rPr>
                   </w:pPr>
-                  <w:proofErr w:type="gramStart"/>
                   <w:r>
                     <w:rPr>
                       <w:rFonts w:ascii="Aptos Narrow" w:eastAsia="Times New Roman" w:hAnsi="Aptos Narrow" w:cs="Times New Roman"/>
@@ -3129,7 +3112,6 @@
                     </w:rPr>
                     <w:t>Range :</w:t>
                   </w:r>
-                  <w:proofErr w:type="gramEnd"/>
                 </w:p>
               </w:tc>
               <w:tc>
@@ -3183,7 +3165,6 @@
                       <w:lang w:eastAsia="zh-CN"/>
                     </w:rPr>
                   </w:pPr>
-                  <w:proofErr w:type="gramStart"/>
                   <w:r>
                     <w:rPr>
                       <w:rFonts w:ascii="Aptos Narrow" w:eastAsia="Times New Roman" w:hAnsi="Aptos Narrow" w:cs="Times New Roman"/>
@@ -3194,7 +3175,6 @@
                     </w:rPr>
                     <w:t>MAX :</w:t>
                   </w:r>
-                  <w:proofErr w:type="gramEnd"/>
                 </w:p>
               </w:tc>
               <w:tc>
@@ -3248,7 +3228,6 @@
                       <w:lang w:eastAsia="zh-CN"/>
                     </w:rPr>
                   </w:pPr>
-                  <w:proofErr w:type="gramStart"/>
                   <w:r>
                     <w:rPr>
                       <w:rFonts w:ascii="Aptos Narrow" w:eastAsia="Times New Roman" w:hAnsi="Aptos Narrow" w:cs="Times New Roman"/>
@@ -3259,7 +3238,6 @@
                     </w:rPr>
                     <w:t>MIN :</w:t>
                   </w:r>
-                  <w:proofErr w:type="gramEnd"/>
                 </w:p>
               </w:tc>
               <w:tc>
@@ -3468,21 +3446,7 @@
               <w:rPr>
                 <w:rFonts w:ascii="Times New Roman" w:hAnsi="Times New Roman" w:cs="Times New Roman"/>
               </w:rPr>
-              <w:t xml:space="preserve">Range, MAX, and MIN (7,280.00 / 0): Your absolute maximum traffic is 7,280 vehicles, while your minimum is 0 (indicated by the dash). This gives a total spread of 7,280 vehicles, showing that the roadway shifts between absolute operational extremes—from completely deserted </w:t>
-            </w:r>
-            <w:proofErr w:type="gramStart"/>
-            <w:r>
-              <w:rPr>
-                <w:rFonts w:ascii="Times New Roman" w:hAnsi="Times New Roman" w:cs="Times New Roman"/>
-              </w:rPr>
-              <w:t>to</w:t>
-            </w:r>
-            <w:proofErr w:type="gramEnd"/>
-            <w:r>
-              <w:rPr>
-                <w:rFonts w:ascii="Times New Roman" w:hAnsi="Times New Roman" w:cs="Times New Roman"/>
-              </w:rPr>
-              <w:t xml:space="preserve"> heavily congested.</w:t>
+              <w:t>Range, MAX, and MIN (7,280.00 / 0): Your absolute maximum traffic is 7,280 vehicles, while your minimum is 0 (indicated by the dash). This gives a total spread of 7,280 vehicles, showing that the roadway shifts between absolute operational extremes—from completely deserted to heavily congested.</w:t>
             </w:r>
           </w:p>
           <w:p>
@@ -3616,6 +3580,7 @@
                 <w:sz w:val="24"/>
                 <w:szCs w:val="24"/>
               </w:rPr>
+              <w:lastRenderedPageBreak/>
               <w:t xml:space="preserve">Task 2.2 </w:t>
             </w:r>
             <w:r>
@@ -3868,19 +3833,11 @@
                 <w:rFonts w:ascii="Times New Roman" w:hAnsi="Times New Roman" w:cs="Times New Roman"/>
               </w:rPr>
             </w:pPr>
-            <w:proofErr w:type="gramStart"/>
             <w:r>
               <w:rPr>
                 <w:rFonts w:ascii="Times New Roman" w:hAnsi="Times New Roman" w:cs="Times New Roman"/>
               </w:rPr>
-              <w:t>The Reality</w:t>
-            </w:r>
-            <w:proofErr w:type="gramEnd"/>
-            <w:r>
-              <w:rPr>
-                <w:rFonts w:ascii="Times New Roman" w:hAnsi="Times New Roman" w:cs="Times New Roman"/>
-              </w:rPr>
-              <w:t>: During the late afternoon (e.g., 15:00 to 17:00), the sun has been out for hours, causing ambient temperatures to reach their daily peak. Coincidentally, this matches the evening rush hour when schools let out and work shifts end, causing traffic to peak.</w:t>
+              <w:t>The Reality: During the late afternoon (e.g., 15:00 to 17:00), the sun has been out for hours, causing ambient temperatures to reach their daily peak. Coincidentally, this matches the evening rush hour when schools let out and work shifts end, causing traffic to peak.</w:t>
             </w:r>
           </w:p>
           <w:p>
@@ -4110,6 +4067,7 @@
                 <w:sz w:val="24"/>
                 <w:szCs w:val="24"/>
               </w:rPr>
+              <w:lastRenderedPageBreak/>
               <w:t>Task 3: Probability and Congestion Analysis</w:t>
             </w:r>
           </w:p>
@@ -4252,7 +4210,6 @@
                       <w:lang w:eastAsia="zh-CN"/>
                     </w:rPr>
                   </w:pPr>
-                  <w:proofErr w:type="gramStart"/>
                   <w:r>
                     <w:rPr>
                       <w:rFonts w:ascii="Aptos Narrow" w:eastAsia="Times New Roman" w:hAnsi="Aptos Narrow" w:cs="Times New Roman"/>
@@ -4261,18 +4218,7 @@
                       <w:szCs w:val="20"/>
                       <w:lang w:eastAsia="zh-CN"/>
                     </w:rPr>
-                    <w:t>P(</w:t>
-                  </w:r>
-                  <w:proofErr w:type="gramEnd"/>
-                  <w:r>
-                    <w:rPr>
-                      <w:rFonts w:ascii="Aptos Narrow" w:eastAsia="Times New Roman" w:hAnsi="Aptos Narrow" w:cs="Times New Roman"/>
-                      <w:color w:val="000000"/>
-                      <w:sz w:val="20"/>
-                      <w:szCs w:val="20"/>
-                      <w:lang w:eastAsia="zh-CN"/>
-                    </w:rPr>
-                    <w:t>Clear Weather) = count of clear weather / total sample= 13391/48204</w:t>
+                    <w:t>P(Clear Weather) = count of clear weather / total sample= 13391/48204</w:t>
                   </w:r>
                 </w:p>
               </w:tc>
@@ -4329,7 +4275,6 @@
                       <w:lang w:eastAsia="zh-CN"/>
                     </w:rPr>
                   </w:pPr>
-                  <w:proofErr w:type="gramStart"/>
                   <w:r>
                     <w:rPr>
                       <w:rFonts w:ascii="Aptos Narrow" w:eastAsia="Times New Roman" w:hAnsi="Aptos Narrow" w:cs="Times New Roman"/>
@@ -4338,84 +4283,7 @@
                       <w:szCs w:val="20"/>
                       <w:lang w:eastAsia="zh-CN"/>
                     </w:rPr>
-                    <w:t>P(</w:t>
-                  </w:r>
-                  <w:proofErr w:type="gramEnd"/>
-                  <w:r>
-                    <w:rPr>
-                      <w:rFonts w:ascii="Aptos Narrow" w:eastAsia="Times New Roman" w:hAnsi="Aptos Narrow" w:cs="Times New Roman"/>
-                      <w:color w:val="000000"/>
-                      <w:sz w:val="20"/>
-                      <w:szCs w:val="20"/>
-                      <w:lang w:eastAsia="zh-CN"/>
-                    </w:rPr>
-                    <w:t xml:space="preserve">Congestion AND Clear </w:t>
-                  </w:r>
-                  <w:proofErr w:type="gramStart"/>
-                  <w:r>
-                    <w:rPr>
-                      <w:rFonts w:ascii="Aptos Narrow" w:eastAsia="Times New Roman" w:hAnsi="Aptos Narrow" w:cs="Times New Roman"/>
-                      <w:color w:val="000000"/>
-                      <w:sz w:val="20"/>
-                      <w:szCs w:val="20"/>
-                      <w:lang w:eastAsia="zh-CN"/>
-                    </w:rPr>
-                    <w:t>Weather)  =</w:t>
-                  </w:r>
-                  <w:proofErr w:type="gramEnd"/>
-                  <w:r>
-                    <w:rPr>
-                      <w:rFonts w:ascii="Aptos Narrow" w:eastAsia="Times New Roman" w:hAnsi="Aptos Narrow" w:cs="Times New Roman"/>
-                      <w:color w:val="000000"/>
-                      <w:sz w:val="20"/>
-                      <w:szCs w:val="20"/>
-                      <w:lang w:eastAsia="zh-CN"/>
-                    </w:rPr>
-                    <w:t xml:space="preserve"> P(</w:t>
-                  </w:r>
-                  <w:proofErr w:type="gramStart"/>
-                  <w:r>
-                    <w:rPr>
-                      <w:rFonts w:ascii="Aptos Narrow" w:eastAsia="Times New Roman" w:hAnsi="Aptos Narrow" w:cs="Times New Roman"/>
-                      <w:color w:val="000000"/>
-                      <w:sz w:val="20"/>
-                      <w:szCs w:val="20"/>
-                      <w:lang w:eastAsia="zh-CN"/>
-                    </w:rPr>
-                    <w:t>Congestion)  X</w:t>
-                  </w:r>
-                  <w:proofErr w:type="gramEnd"/>
-                  <w:r>
-                    <w:rPr>
-                      <w:rFonts w:ascii="Aptos Narrow" w:eastAsia="Times New Roman" w:hAnsi="Aptos Narrow" w:cs="Times New Roman"/>
-                      <w:color w:val="000000"/>
-                      <w:sz w:val="20"/>
-                      <w:szCs w:val="20"/>
-                      <w:lang w:eastAsia="zh-CN"/>
-                    </w:rPr>
-                    <w:t xml:space="preserve"> </w:t>
-                  </w:r>
-                  <w:proofErr w:type="gramStart"/>
-                  <w:r>
-                    <w:rPr>
-                      <w:rFonts w:ascii="Aptos Narrow" w:eastAsia="Times New Roman" w:hAnsi="Aptos Narrow" w:cs="Times New Roman"/>
-                      <w:color w:val="000000"/>
-                      <w:sz w:val="20"/>
-                      <w:szCs w:val="20"/>
-                      <w:lang w:eastAsia="zh-CN"/>
-                    </w:rPr>
-                    <w:t>P(</w:t>
-                  </w:r>
-                  <w:proofErr w:type="gramEnd"/>
-                  <w:r>
-                    <w:rPr>
-                      <w:rFonts w:ascii="Aptos Narrow" w:eastAsia="Times New Roman" w:hAnsi="Aptos Narrow" w:cs="Times New Roman"/>
-                      <w:color w:val="000000"/>
-                      <w:sz w:val="20"/>
-                      <w:szCs w:val="20"/>
-                      <w:lang w:eastAsia="zh-CN"/>
-                    </w:rPr>
-                    <w:t>Clear Weather)</w:t>
+                    <w:t>P(Congestion AND Clear Weather)  = P(Congestion)  X P(Clear Weather)</w:t>
                   </w:r>
                 </w:p>
               </w:tc>
@@ -4525,7 +4393,6 @@
                       <w:lang w:eastAsia="zh-CN"/>
                     </w:rPr>
                   </w:pPr>
-                  <w:proofErr w:type="gramStart"/>
                   <w:r>
                     <w:rPr>
                       <w:rFonts w:ascii="Aptos Narrow" w:eastAsia="Times New Roman" w:hAnsi="Aptos Narrow" w:cs="Times New Roman"/>
@@ -4534,18 +4401,7 @@
                       <w:szCs w:val="20"/>
                       <w:lang w:eastAsia="zh-CN"/>
                     </w:rPr>
-                    <w:t>P(</w:t>
-                  </w:r>
-                  <w:proofErr w:type="gramEnd"/>
-                  <w:r>
-                    <w:rPr>
-                      <w:rFonts w:ascii="Aptos Narrow" w:eastAsia="Times New Roman" w:hAnsi="Aptos Narrow" w:cs="Times New Roman"/>
-                      <w:color w:val="000000"/>
-                      <w:sz w:val="20"/>
-                      <w:szCs w:val="20"/>
-                      <w:lang w:eastAsia="zh-CN"/>
-                    </w:rPr>
-                    <w:t xml:space="preserve">Clear Weather | Congestion) </w:t>
+                    <w:t xml:space="preserve">P(Clear Weather | Congestion) </w:t>
                   </w:r>
                 </w:p>
               </w:tc>
@@ -4662,29 +4518,7 @@
                       <w:szCs w:val="20"/>
                       <w:lang w:eastAsia="zh-CN"/>
                     </w:rPr>
-                    <w:t>=</w:t>
-                  </w:r>
-                  <w:proofErr w:type="gramStart"/>
-                  <w:r>
-                    <w:rPr>
-                      <w:rFonts w:ascii="Aptos Narrow" w:eastAsia="Times New Roman" w:hAnsi="Aptos Narrow" w:cs="Times New Roman"/>
-                      <w:color w:val="000000"/>
-                      <w:sz w:val="20"/>
-                      <w:szCs w:val="20"/>
-                      <w:lang w:eastAsia="zh-CN"/>
-                    </w:rPr>
-                    <w:t>P(</w:t>
-                  </w:r>
-                  <w:proofErr w:type="gramEnd"/>
-                  <w:r>
-                    <w:rPr>
-                      <w:rFonts w:ascii="Aptos Narrow" w:eastAsia="Times New Roman" w:hAnsi="Aptos Narrow" w:cs="Times New Roman"/>
-                      <w:color w:val="000000"/>
-                      <w:sz w:val="20"/>
-                      <w:szCs w:val="20"/>
-                      <w:lang w:eastAsia="zh-CN"/>
-                    </w:rPr>
-                    <w:t>Congestion AND Clear Weather) /P(Congestion)</w:t>
+                    <w:t>=P(Congestion AND Clear Weather) /P(Congestion)</w:t>
                   </w:r>
                 </w:p>
               </w:tc>
@@ -5135,7 +4969,6 @@
                       <w:lang w:eastAsia="zh-CN"/>
                     </w:rPr>
                   </w:pPr>
-                  <w:proofErr w:type="gramStart"/>
                   <w:r>
                     <w:rPr>
                       <w:rFonts w:ascii="Aptos Narrow" w:eastAsia="Times New Roman" w:hAnsi="Aptos Narrow" w:cs="Times New Roman"/>
@@ -5144,18 +4977,7 @@
                       <w:szCs w:val="20"/>
                       <w:lang w:eastAsia="zh-CN"/>
                     </w:rPr>
-                    <w:t>P(</w:t>
-                  </w:r>
-                  <w:proofErr w:type="gramEnd"/>
-                  <w:r>
-                    <w:rPr>
-                      <w:rFonts w:ascii="Aptos Narrow" w:eastAsia="Times New Roman" w:hAnsi="Aptos Narrow" w:cs="Times New Roman"/>
-                      <w:color w:val="000000"/>
-                      <w:sz w:val="20"/>
-                      <w:szCs w:val="20"/>
-                      <w:lang w:eastAsia="zh-CN"/>
-                    </w:rPr>
-                    <w:t>High Temperature | Congestion)</w:t>
+                    <w:t>P(High Temperature | Congestion)</w:t>
                   </w:r>
                 </w:p>
               </w:tc>
@@ -5273,51 +5095,7 @@
                       <w:szCs w:val="20"/>
                       <w:lang w:eastAsia="zh-CN"/>
                     </w:rPr>
-                    <w:t>=</w:t>
-                  </w:r>
-                  <w:proofErr w:type="gramStart"/>
-                  <w:r>
-                    <w:rPr>
-                      <w:rFonts w:ascii="Aptos Narrow" w:eastAsia="Times New Roman" w:hAnsi="Aptos Narrow" w:cs="Times New Roman"/>
-                      <w:color w:val="000000"/>
-                      <w:sz w:val="20"/>
-                      <w:szCs w:val="20"/>
-                      <w:lang w:eastAsia="zh-CN"/>
-                    </w:rPr>
-                    <w:t>P(</w:t>
-                  </w:r>
-                  <w:proofErr w:type="gramEnd"/>
-                  <w:r>
-                    <w:rPr>
-                      <w:rFonts w:ascii="Aptos Narrow" w:eastAsia="Times New Roman" w:hAnsi="Aptos Narrow" w:cs="Times New Roman"/>
-                      <w:color w:val="000000"/>
-                      <w:sz w:val="20"/>
-                      <w:szCs w:val="20"/>
-                      <w:lang w:eastAsia="zh-CN"/>
-                    </w:rPr>
-                    <w:t xml:space="preserve">Congestion AND High </w:t>
-                  </w:r>
-                  <w:proofErr w:type="gramStart"/>
-                  <w:r>
-                    <w:rPr>
-                      <w:rFonts w:ascii="Aptos Narrow" w:eastAsia="Times New Roman" w:hAnsi="Aptos Narrow" w:cs="Times New Roman"/>
-                      <w:color w:val="000000"/>
-                      <w:sz w:val="20"/>
-                      <w:szCs w:val="20"/>
-                      <w:lang w:eastAsia="zh-CN"/>
-                    </w:rPr>
-                    <w:t>Temperature)  /</w:t>
-                  </w:r>
-                  <w:proofErr w:type="gramEnd"/>
-                  <w:r>
-                    <w:rPr>
-                      <w:rFonts w:ascii="Aptos Narrow" w:eastAsia="Times New Roman" w:hAnsi="Aptos Narrow" w:cs="Times New Roman"/>
-                      <w:color w:val="000000"/>
-                      <w:sz w:val="20"/>
-                      <w:szCs w:val="20"/>
-                      <w:lang w:eastAsia="zh-CN"/>
-                    </w:rPr>
-                    <w:t xml:space="preserve"> P(Congestion)</w:t>
+                    <w:t>=P(Congestion AND High Temperature)  / P(Congestion)</w:t>
                   </w:r>
                 </w:p>
               </w:tc>
@@ -5635,7 +5413,6 @@
                       <w:lang w:eastAsia="zh-CN"/>
                     </w:rPr>
                   </w:pPr>
-                  <w:proofErr w:type="gramStart"/>
                   <w:r>
                     <w:rPr>
                       <w:rFonts w:ascii="Aptos Narrow" w:eastAsia="Times New Roman" w:hAnsi="Aptos Narrow" w:cs="Times New Roman"/>
@@ -5644,18 +5421,7 @@
                       <w:szCs w:val="20"/>
                       <w:lang w:eastAsia="zh-CN"/>
                     </w:rPr>
-                    <w:t>P(</w:t>
-                  </w:r>
-                  <w:proofErr w:type="gramEnd"/>
-                  <w:r>
-                    <w:rPr>
-                      <w:rFonts w:ascii="Aptos Narrow" w:eastAsia="Times New Roman" w:hAnsi="Aptos Narrow" w:cs="Times New Roman"/>
-                      <w:color w:val="000000"/>
-                      <w:sz w:val="20"/>
-                      <w:szCs w:val="20"/>
-                      <w:lang w:eastAsia="zh-CN"/>
-                    </w:rPr>
-                    <w:t xml:space="preserve">High Temperature) </w:t>
+                    <w:t xml:space="preserve">P(High Temperature) </w:t>
                   </w:r>
                 </w:p>
               </w:tc>
@@ -6116,7 +5882,6 @@
                       <w:lang w:eastAsia="zh-CN"/>
                     </w:rPr>
                   </w:pPr>
-                  <w:proofErr w:type="gramStart"/>
                   <w:r>
                     <w:rPr>
                       <w:rFonts w:ascii="Aptos Narrow" w:eastAsia="Times New Roman" w:hAnsi="Aptos Narrow" w:cs="Times New Roman"/>
@@ -6125,18 +5890,7 @@
                       <w:szCs w:val="20"/>
                       <w:lang w:eastAsia="zh-CN"/>
                     </w:rPr>
-                    <w:t>P(</w:t>
-                  </w:r>
-                  <w:proofErr w:type="gramEnd"/>
-                  <w:r>
-                    <w:rPr>
-                      <w:rFonts w:ascii="Aptos Narrow" w:eastAsia="Times New Roman" w:hAnsi="Aptos Narrow" w:cs="Times New Roman"/>
-                      <w:color w:val="000000"/>
-                      <w:sz w:val="20"/>
-                      <w:szCs w:val="20"/>
-                      <w:lang w:eastAsia="zh-CN"/>
-                    </w:rPr>
-                    <w:t xml:space="preserve">Congestion AND High Temperature)  </w:t>
+                    <w:t xml:space="preserve">P(Congestion AND High Temperature)  </w:t>
                   </w:r>
                 </w:p>
               </w:tc>
@@ -6513,33 +6267,7 @@
                       <w:szCs w:val="20"/>
                       <w:lang w:eastAsia="zh-CN"/>
                     </w:rPr>
-                    <w:t xml:space="preserve">Determine whether weather conditions and congestion can be considered independent using </w:t>
-                  </w:r>
-                  <w:proofErr w:type="gramStart"/>
-                  <w:r>
-                    <w:rPr>
-                      <w:rFonts w:ascii="Aptos Narrow" w:eastAsia="Times New Roman" w:hAnsi="Aptos Narrow" w:cs="Times New Roman"/>
-                      <w:b/>
-                      <w:bCs/>
-                      <w:color w:val="000000"/>
-                      <w:sz w:val="20"/>
-                      <w:szCs w:val="20"/>
-                      <w:lang w:eastAsia="zh-CN"/>
-                    </w:rPr>
-                    <w:t>P(</w:t>
-                  </w:r>
-                  <w:proofErr w:type="gramEnd"/>
-                  <w:r>
-                    <w:rPr>
-                      <w:rFonts w:ascii="Aptos Narrow" w:eastAsia="Times New Roman" w:hAnsi="Aptos Narrow" w:cs="Times New Roman"/>
-                      <w:b/>
-                      <w:bCs/>
-                      <w:color w:val="000000"/>
-                      <w:sz w:val="20"/>
-                      <w:szCs w:val="20"/>
-                      <w:lang w:eastAsia="zh-CN"/>
-                    </w:rPr>
-                    <w:t>A ∩ B) = P(A) × P(B)</w:t>
+                    <w:t>Determine whether weather conditions and congestion can be considered independent using P(A ∩ B) = P(A) × P(B)</w:t>
                   </w:r>
                 </w:p>
               </w:tc>
@@ -6572,7 +6300,6 @@
                       <w:lang w:eastAsia="zh-CN"/>
                     </w:rPr>
                   </w:pPr>
-                  <w:proofErr w:type="gramStart"/>
                   <w:r>
                     <w:rPr>
                       <w:rFonts w:ascii="Aptos Narrow" w:eastAsia="Times New Roman" w:hAnsi="Aptos Narrow" w:cs="Times New Roman"/>
@@ -6581,18 +6308,7 @@
                       <w:szCs w:val="20"/>
                       <w:lang w:eastAsia="zh-CN"/>
                     </w:rPr>
-                    <w:t>P(</w:t>
-                  </w:r>
-                  <w:proofErr w:type="gramEnd"/>
-                  <w:r>
-                    <w:rPr>
-                      <w:rFonts w:ascii="Aptos Narrow" w:eastAsia="Times New Roman" w:hAnsi="Aptos Narrow" w:cs="Times New Roman"/>
-                      <w:color w:val="000000"/>
-                      <w:sz w:val="20"/>
-                      <w:szCs w:val="20"/>
-                      <w:lang w:eastAsia="zh-CN"/>
-                    </w:rPr>
-                    <w:t>A ∩ B) = P(A) X P(B)</w:t>
+                    <w:t>P(A ∩ B) = P(A) X P(B)</w:t>
                   </w:r>
                 </w:p>
               </w:tc>
@@ -6927,51 +6643,7 @@
                       <w:szCs w:val="20"/>
                       <w:lang w:eastAsia="zh-CN"/>
                     </w:rPr>
-                    <w:t xml:space="preserve">Actual Joint </w:t>
-                  </w:r>
-                  <w:proofErr w:type="gramStart"/>
-                  <w:r>
-                    <w:rPr>
-                      <w:rFonts w:ascii="Aptos Narrow" w:eastAsia="Times New Roman" w:hAnsi="Aptos Narrow" w:cs="Times New Roman"/>
-                      <w:color w:val="000000"/>
-                      <w:sz w:val="20"/>
-                      <w:szCs w:val="20"/>
-                      <w:lang w:eastAsia="zh-CN"/>
-                    </w:rPr>
-                    <w:t>Probability :</w:t>
-                  </w:r>
-                  <w:proofErr w:type="gramEnd"/>
-                  <w:r>
-                    <w:rPr>
-                      <w:rFonts w:ascii="Aptos Narrow" w:eastAsia="Times New Roman" w:hAnsi="Aptos Narrow" w:cs="Times New Roman"/>
-                      <w:color w:val="000000"/>
-                      <w:sz w:val="20"/>
-                      <w:szCs w:val="20"/>
-                      <w:lang w:eastAsia="zh-CN"/>
-                    </w:rPr>
-                    <w:t xml:space="preserve"> P (Congestion </w:t>
-                  </w:r>
-                  <w:proofErr w:type="gramStart"/>
-                  <w:r>
-                    <w:rPr>
-                      <w:rFonts w:ascii="Aptos Narrow" w:eastAsia="Times New Roman" w:hAnsi="Aptos Narrow" w:cs="Times New Roman"/>
-                      <w:color w:val="000000"/>
-                      <w:sz w:val="20"/>
-                      <w:szCs w:val="20"/>
-                      <w:lang w:eastAsia="zh-CN"/>
-                    </w:rPr>
-                    <w:t>∩  Clear</w:t>
-                  </w:r>
-                  <w:proofErr w:type="gramEnd"/>
-                  <w:r>
-                    <w:rPr>
-                      <w:rFonts w:ascii="Aptos Narrow" w:eastAsia="Times New Roman" w:hAnsi="Aptos Narrow" w:cs="Times New Roman"/>
-                      <w:color w:val="000000"/>
-                      <w:sz w:val="20"/>
-                      <w:szCs w:val="20"/>
-                      <w:lang w:eastAsia="zh-CN"/>
-                    </w:rPr>
-                    <w:t xml:space="preserve"> Weather) = </w:t>
+                    <w:t xml:space="preserve">Actual Joint Probability : P (Congestion ∩  Clear Weather) = </w:t>
                   </w:r>
                 </w:p>
               </w:tc>
@@ -7128,29 +6800,7 @@
                       <w:szCs w:val="20"/>
                       <w:lang w:eastAsia="zh-CN"/>
                     </w:rPr>
-                    <w:t xml:space="preserve">Product of Marginals: P(Congestion) X </w:t>
-                  </w:r>
-                  <w:proofErr w:type="gramStart"/>
-                  <w:r>
-                    <w:rPr>
-                      <w:rFonts w:ascii="Aptos Narrow" w:eastAsia="Times New Roman" w:hAnsi="Aptos Narrow" w:cs="Times New Roman"/>
-                      <w:color w:val="000000"/>
-                      <w:sz w:val="20"/>
-                      <w:szCs w:val="20"/>
-                      <w:lang w:eastAsia="zh-CN"/>
-                    </w:rPr>
-                    <w:t>P(</w:t>
-                  </w:r>
-                  <w:proofErr w:type="gramEnd"/>
-                  <w:r>
-                    <w:rPr>
-                      <w:rFonts w:ascii="Aptos Narrow" w:eastAsia="Times New Roman" w:hAnsi="Aptos Narrow" w:cs="Times New Roman"/>
-                      <w:color w:val="000000"/>
-                      <w:sz w:val="20"/>
-                      <w:szCs w:val="20"/>
-                      <w:lang w:eastAsia="zh-CN"/>
-                    </w:rPr>
-                    <w:t>Clear Weather) = 0.147291 X 0.277799</w:t>
+                    <w:t>Product of Marginals: P(Congestion) X P(Clear Weather) = 0.147291 X 0.277799</w:t>
                   </w:r>
                 </w:p>
               </w:tc>
@@ -7690,6 +7340,7 @@
                       <w:szCs w:val="20"/>
                       <w:lang w:eastAsia="zh-CN"/>
                     </w:rPr>
+                    <w:lastRenderedPageBreak/>
                     <w:t xml:space="preserve">Calculate the odds ratio of congestion in clear versus cloudy weather. </w:t>
                   </w:r>
                 </w:p>
@@ -7936,29 +7587,7 @@
                       <w:szCs w:val="20"/>
                       <w:lang w:eastAsia="zh-CN"/>
                     </w:rPr>
-                    <w:t xml:space="preserve"> </w:t>
-                  </w:r>
-                  <w:proofErr w:type="gramStart"/>
-                  <w:r>
-                    <w:rPr>
-                      <w:rFonts w:ascii="Aptos Narrow" w:eastAsia="Times New Roman" w:hAnsi="Aptos Narrow" w:cs="Times New Roman"/>
-                      <w:color w:val="000000"/>
-                      <w:sz w:val="20"/>
-                      <w:szCs w:val="20"/>
-                      <w:lang w:eastAsia="zh-CN"/>
-                    </w:rPr>
-                    <w:t>P(</w:t>
-                  </w:r>
-                  <w:proofErr w:type="gramEnd"/>
-                  <w:r>
-                    <w:rPr>
-                      <w:rFonts w:ascii="Aptos Narrow" w:eastAsia="Times New Roman" w:hAnsi="Aptos Narrow" w:cs="Times New Roman"/>
-                      <w:color w:val="000000"/>
-                      <w:sz w:val="20"/>
-                      <w:szCs w:val="20"/>
-                      <w:lang w:eastAsia="zh-CN"/>
-                    </w:rPr>
-                    <w:t xml:space="preserve">Clear Weather)  </w:t>
+                    <w:t xml:space="preserve"> P(Clear Weather)  </w:t>
                   </w:r>
                 </w:p>
               </w:tc>
@@ -8112,29 +7741,7 @@
                       <w:szCs w:val="20"/>
                       <w:lang w:eastAsia="zh-CN"/>
                     </w:rPr>
-                    <w:t xml:space="preserve"> </w:t>
-                  </w:r>
-                  <w:proofErr w:type="gramStart"/>
-                  <w:r>
-                    <w:rPr>
-                      <w:rFonts w:ascii="Aptos Narrow" w:eastAsia="Times New Roman" w:hAnsi="Aptos Narrow" w:cs="Times New Roman"/>
-                      <w:color w:val="000000"/>
-                      <w:sz w:val="20"/>
-                      <w:szCs w:val="20"/>
-                      <w:lang w:eastAsia="zh-CN"/>
-                    </w:rPr>
-                    <w:t>P(</w:t>
-                  </w:r>
-                  <w:proofErr w:type="gramEnd"/>
-                  <w:r>
-                    <w:rPr>
-                      <w:rFonts w:ascii="Aptos Narrow" w:eastAsia="Times New Roman" w:hAnsi="Aptos Narrow" w:cs="Times New Roman"/>
-                      <w:color w:val="000000"/>
-                      <w:sz w:val="20"/>
-                      <w:szCs w:val="20"/>
-                      <w:lang w:eastAsia="zh-CN"/>
-                    </w:rPr>
-                    <w:t xml:space="preserve">Cloudy Weather)  </w:t>
+                    <w:t xml:space="preserve"> P(Cloudy Weather)  </w:t>
                   </w:r>
                 </w:p>
               </w:tc>
@@ -8280,7 +7887,6 @@
                       <w:lang w:eastAsia="zh-CN"/>
                     </w:rPr>
                   </w:pPr>
-                  <w:proofErr w:type="gramStart"/>
                   <w:r>
                     <w:rPr>
                       <w:rFonts w:ascii="Aptos Narrow" w:eastAsia="Times New Roman" w:hAnsi="Aptos Narrow" w:cs="Times New Roman"/>
@@ -8289,18 +7895,7 @@
                       <w:szCs w:val="20"/>
                       <w:lang w:eastAsia="zh-CN"/>
                     </w:rPr>
-                    <w:t>P(</w:t>
-                  </w:r>
-                  <w:proofErr w:type="gramEnd"/>
-                  <w:r>
-                    <w:rPr>
-                      <w:rFonts w:ascii="Aptos Narrow" w:eastAsia="Times New Roman" w:hAnsi="Aptos Narrow" w:cs="Times New Roman"/>
-                      <w:color w:val="000000"/>
-                      <w:sz w:val="20"/>
-                      <w:szCs w:val="20"/>
-                      <w:lang w:eastAsia="zh-CN"/>
-                    </w:rPr>
-                    <w:t xml:space="preserve">Congestion AND Clear Weather) </w:t>
+                    <w:t xml:space="preserve">P(Congestion AND Clear Weather) </w:t>
                   </w:r>
                 </w:p>
               </w:tc>
@@ -8446,7 +8041,6 @@
                       <w:lang w:eastAsia="zh-CN"/>
                     </w:rPr>
                   </w:pPr>
-                  <w:proofErr w:type="gramStart"/>
                   <w:r>
                     <w:rPr>
                       <w:rFonts w:ascii="Aptos Narrow" w:eastAsia="Times New Roman" w:hAnsi="Aptos Narrow" w:cs="Times New Roman"/>
@@ -8455,18 +8049,7 @@
                       <w:szCs w:val="20"/>
                       <w:lang w:eastAsia="zh-CN"/>
                     </w:rPr>
-                    <w:t>P(</w:t>
-                  </w:r>
-                  <w:proofErr w:type="gramEnd"/>
-                  <w:r>
-                    <w:rPr>
-                      <w:rFonts w:ascii="Aptos Narrow" w:eastAsia="Times New Roman" w:hAnsi="Aptos Narrow" w:cs="Times New Roman"/>
-                      <w:color w:val="000000"/>
-                      <w:sz w:val="20"/>
-                      <w:szCs w:val="20"/>
-                      <w:lang w:eastAsia="zh-CN"/>
-                    </w:rPr>
-                    <w:t xml:space="preserve">Congestion AND Cloudy) </w:t>
+                    <w:t xml:space="preserve">P(Congestion AND Cloudy) </w:t>
                   </w:r>
                 </w:p>
               </w:tc>
@@ -8751,29 +8334,7 @@
                       <w:szCs w:val="20"/>
                       <w:lang w:eastAsia="zh-CN"/>
                     </w:rPr>
-                    <w:t xml:space="preserve">Assuming cloudy weather constitutes the remaining weather conditions [1 - </w:t>
-                  </w:r>
-                  <w:proofErr w:type="gramStart"/>
-                  <w:r>
-                    <w:rPr>
-                      <w:rFonts w:ascii="Aptos Narrow" w:eastAsia="Times New Roman" w:hAnsi="Aptos Narrow" w:cs="Times New Roman"/>
-                      <w:color w:val="000000"/>
-                      <w:sz w:val="20"/>
-                      <w:szCs w:val="20"/>
-                      <w:lang w:eastAsia="zh-CN"/>
-                    </w:rPr>
-                    <w:t>P(</w:t>
-                  </w:r>
-                  <w:proofErr w:type="gramEnd"/>
-                  <w:r>
-                    <w:rPr>
-                      <w:rFonts w:ascii="Aptos Narrow" w:eastAsia="Times New Roman" w:hAnsi="Aptos Narrow" w:cs="Times New Roman"/>
-                      <w:color w:val="000000"/>
-                      <w:sz w:val="20"/>
-                      <w:szCs w:val="20"/>
-                      <w:lang w:eastAsia="zh-CN"/>
-                    </w:rPr>
-                    <w:t>Clear Weather)]</w:t>
+                    <w:t>Assuming cloudy weather constitutes the remaining weather conditions [1 - P(Clear Weather)]</w:t>
                   </w:r>
                 </w:p>
               </w:tc>
@@ -8970,29 +8531,7 @@
                       <w:szCs w:val="20"/>
                       <w:lang w:eastAsia="zh-CN"/>
                     </w:rPr>
-                    <w:t>Clear Congestion Probability: P(</w:t>
-                  </w:r>
-                  <w:proofErr w:type="spellStart"/>
-                  <w:r>
-                    <w:rPr>
-                      <w:rFonts w:ascii="Aptos Narrow" w:eastAsia="Times New Roman" w:hAnsi="Aptos Narrow" w:cs="Times New Roman"/>
-                      <w:color w:val="000000"/>
-                      <w:sz w:val="20"/>
-                      <w:szCs w:val="20"/>
-                      <w:lang w:eastAsia="zh-CN"/>
-                    </w:rPr>
-                    <w:t>Congestion|Clear</w:t>
-                  </w:r>
-                  <w:proofErr w:type="spellEnd"/>
-                  <w:r>
-                    <w:rPr>
-                      <w:rFonts w:ascii="Aptos Narrow" w:eastAsia="Times New Roman" w:hAnsi="Aptos Narrow" w:cs="Times New Roman"/>
-                      <w:color w:val="000000"/>
-                      <w:sz w:val="20"/>
-                      <w:szCs w:val="20"/>
-                      <w:lang w:eastAsia="zh-CN"/>
-                    </w:rPr>
-                    <w:t>)</w:t>
+                    <w:t>Clear Congestion Probability: P(Congestion|Clear)</w:t>
                   </w:r>
                 </w:p>
               </w:tc>
@@ -9148,51 +8687,7 @@
                       <w:szCs w:val="20"/>
                       <w:lang w:eastAsia="zh-CN"/>
                     </w:rPr>
-                    <w:t xml:space="preserve"> =</w:t>
-                  </w:r>
-                  <w:proofErr w:type="gramStart"/>
-                  <w:r>
-                    <w:rPr>
-                      <w:rFonts w:ascii="Aptos Narrow" w:eastAsia="Times New Roman" w:hAnsi="Aptos Narrow" w:cs="Times New Roman"/>
-                      <w:color w:val="000000"/>
-                      <w:sz w:val="20"/>
-                      <w:szCs w:val="20"/>
-                      <w:lang w:eastAsia="zh-CN"/>
-                    </w:rPr>
-                    <w:t>P(</w:t>
-                  </w:r>
-                  <w:proofErr w:type="gramEnd"/>
-                  <w:r>
-                    <w:rPr>
-                      <w:rFonts w:ascii="Aptos Narrow" w:eastAsia="Times New Roman" w:hAnsi="Aptos Narrow" w:cs="Times New Roman"/>
-                      <w:color w:val="000000"/>
-                      <w:sz w:val="20"/>
-                      <w:szCs w:val="20"/>
-                      <w:lang w:eastAsia="zh-CN"/>
-                    </w:rPr>
-                    <w:t xml:space="preserve">Congestion AND Clear Weather) / </w:t>
-                  </w:r>
-                  <w:proofErr w:type="gramStart"/>
-                  <w:r>
-                    <w:rPr>
-                      <w:rFonts w:ascii="Aptos Narrow" w:eastAsia="Times New Roman" w:hAnsi="Aptos Narrow" w:cs="Times New Roman"/>
-                      <w:color w:val="000000"/>
-                      <w:sz w:val="20"/>
-                      <w:szCs w:val="20"/>
-                      <w:lang w:eastAsia="zh-CN"/>
-                    </w:rPr>
-                    <w:t>P(</w:t>
-                  </w:r>
-                  <w:proofErr w:type="gramEnd"/>
-                  <w:r>
-                    <w:rPr>
-                      <w:rFonts w:ascii="Aptos Narrow" w:eastAsia="Times New Roman" w:hAnsi="Aptos Narrow" w:cs="Times New Roman"/>
-                      <w:color w:val="000000"/>
-                      <w:sz w:val="20"/>
-                      <w:szCs w:val="20"/>
-                      <w:lang w:eastAsia="zh-CN"/>
-                    </w:rPr>
-                    <w:t>Clear Weather)</w:t>
+                    <w:t xml:space="preserve"> =P(Congestion AND Clear Weather) / P(Clear Weather)</w:t>
                   </w:r>
                 </w:p>
               </w:tc>
@@ -9606,29 +9101,7 @@
                       <w:szCs w:val="20"/>
                       <w:lang w:eastAsia="zh-CN"/>
                     </w:rPr>
-                    <w:t>Clear Congestion Odds: 0.131656</w:t>
-                  </w:r>
-                  <w:proofErr w:type="gramStart"/>
-                  <w:r>
-                    <w:rPr>
-                      <w:rFonts w:ascii="Aptos Narrow" w:eastAsia="Times New Roman" w:hAnsi="Aptos Narrow" w:cs="Times New Roman"/>
-                      <w:color w:val="000000"/>
-                      <w:sz w:val="20"/>
-                      <w:szCs w:val="20"/>
-                      <w:lang w:eastAsia="zh-CN"/>
-                    </w:rPr>
-                    <w:t>/(</w:t>
-                  </w:r>
-                  <w:proofErr w:type="gramEnd"/>
-                  <w:r>
-                    <w:rPr>
-                      <w:rFonts w:ascii="Aptos Narrow" w:eastAsia="Times New Roman" w:hAnsi="Aptos Narrow" w:cs="Times New Roman"/>
-                      <w:color w:val="000000"/>
-                      <w:sz w:val="20"/>
-                      <w:szCs w:val="20"/>
-                      <w:lang w:eastAsia="zh-CN"/>
-                    </w:rPr>
-                    <w:t>1-0.131656)</w:t>
+                    <w:t>Clear Congestion Odds: 0.131656/(1-0.131656)</w:t>
                   </w:r>
                 </w:p>
               </w:tc>
@@ -9914,63 +9387,7 @@
                       <w:szCs w:val="20"/>
                       <w:lang w:eastAsia="zh-CN"/>
                     </w:rPr>
-                    <w:t xml:space="preserve">Cloudy Congestion </w:t>
-                  </w:r>
-                  <w:proofErr w:type="spellStart"/>
-                  <w:r>
-                    <w:rPr>
-                      <w:rFonts w:ascii="Aptos Narrow" w:eastAsia="Times New Roman" w:hAnsi="Aptos Narrow" w:cs="Times New Roman"/>
-                      <w:color w:val="000000"/>
-                      <w:sz w:val="20"/>
-                      <w:szCs w:val="20"/>
-                      <w:lang w:eastAsia="zh-CN"/>
-                    </w:rPr>
-                    <w:t>Probability</w:t>
-                  </w:r>
-                  <w:proofErr w:type="gramStart"/>
-                  <w:r>
-                    <w:rPr>
-                      <w:rFonts w:ascii="Aptos Narrow" w:eastAsia="Times New Roman" w:hAnsi="Aptos Narrow" w:cs="Times New Roman"/>
-                      <w:color w:val="000000"/>
-                      <w:sz w:val="20"/>
-                      <w:szCs w:val="20"/>
-                      <w:lang w:eastAsia="zh-CN"/>
-                    </w:rPr>
-                    <w:t>:P</w:t>
-                  </w:r>
-                  <w:proofErr w:type="spellEnd"/>
-                  <w:r>
-                    <w:rPr>
-                      <w:rFonts w:ascii="Aptos Narrow" w:eastAsia="Times New Roman" w:hAnsi="Aptos Narrow" w:cs="Times New Roman"/>
-                      <w:color w:val="000000"/>
-                      <w:sz w:val="20"/>
-                      <w:szCs w:val="20"/>
-                      <w:lang w:eastAsia="zh-CN"/>
-                    </w:rPr>
-                    <w:t>(</w:t>
-                  </w:r>
-                  <w:proofErr w:type="spellStart"/>
-                  <w:proofErr w:type="gramEnd"/>
-                  <w:r>
-                    <w:rPr>
-                      <w:rFonts w:ascii="Aptos Narrow" w:eastAsia="Times New Roman" w:hAnsi="Aptos Narrow" w:cs="Times New Roman"/>
-                      <w:color w:val="000000"/>
-                      <w:sz w:val="20"/>
-                      <w:szCs w:val="20"/>
-                      <w:lang w:eastAsia="zh-CN"/>
-                    </w:rPr>
-                    <w:t>Congestion|Cloudy</w:t>
-                  </w:r>
-                  <w:proofErr w:type="spellEnd"/>
-                  <w:r>
-                    <w:rPr>
-                      <w:rFonts w:ascii="Aptos Narrow" w:eastAsia="Times New Roman" w:hAnsi="Aptos Narrow" w:cs="Times New Roman"/>
-                      <w:color w:val="000000"/>
-                      <w:sz w:val="20"/>
-                      <w:szCs w:val="20"/>
-                      <w:lang w:eastAsia="zh-CN"/>
-                    </w:rPr>
-                    <w:t>)</w:t>
+                    <w:t>Cloudy Congestion Probability:P(Congestion|Cloudy)</w:t>
                   </w:r>
                 </w:p>
               </w:tc>
@@ -10112,51 +9529,7 @@
                       <w:szCs w:val="20"/>
                       <w:lang w:eastAsia="zh-CN"/>
                     </w:rPr>
-                    <w:t>=</w:t>
-                  </w:r>
-                  <w:proofErr w:type="gramStart"/>
-                  <w:r>
-                    <w:rPr>
-                      <w:rFonts w:ascii="Aptos Narrow" w:eastAsia="Times New Roman" w:hAnsi="Aptos Narrow" w:cs="Times New Roman"/>
-                      <w:color w:val="000000"/>
-                      <w:sz w:val="20"/>
-                      <w:szCs w:val="20"/>
-                      <w:lang w:eastAsia="zh-CN"/>
-                    </w:rPr>
-                    <w:t>P(</w:t>
-                  </w:r>
-                  <w:proofErr w:type="gramEnd"/>
-                  <w:r>
-                    <w:rPr>
-                      <w:rFonts w:ascii="Aptos Narrow" w:eastAsia="Times New Roman" w:hAnsi="Aptos Narrow" w:cs="Times New Roman"/>
-                      <w:color w:val="000000"/>
-                      <w:sz w:val="20"/>
-                      <w:szCs w:val="20"/>
-                      <w:lang w:eastAsia="zh-CN"/>
-                    </w:rPr>
-                    <w:t>Congestion AND Cloudy) /</w:t>
-                  </w:r>
-                  <w:proofErr w:type="gramStart"/>
-                  <w:r>
-                    <w:rPr>
-                      <w:rFonts w:ascii="Aptos Narrow" w:eastAsia="Times New Roman" w:hAnsi="Aptos Narrow" w:cs="Times New Roman"/>
-                      <w:color w:val="000000"/>
-                      <w:sz w:val="20"/>
-                      <w:szCs w:val="20"/>
-                      <w:lang w:eastAsia="zh-CN"/>
-                    </w:rPr>
-                    <w:t>P(</w:t>
-                  </w:r>
-                  <w:proofErr w:type="gramEnd"/>
-                  <w:r>
-                    <w:rPr>
-                      <w:rFonts w:ascii="Aptos Narrow" w:eastAsia="Times New Roman" w:hAnsi="Aptos Narrow" w:cs="Times New Roman"/>
-                      <w:color w:val="000000"/>
-                      <w:sz w:val="20"/>
-                      <w:szCs w:val="20"/>
-                      <w:lang w:eastAsia="zh-CN"/>
-                    </w:rPr>
-                    <w:t xml:space="preserve">Cloudy Weather) </w:t>
+                    <w:t xml:space="preserve">=P(Congestion AND Cloudy) /P(Cloudy Weather) </w:t>
                   </w:r>
                 </w:p>
               </w:tc>
@@ -10584,29 +9957,7 @@
                       <w:szCs w:val="20"/>
                       <w:lang w:eastAsia="zh-CN"/>
                     </w:rPr>
-                    <w:t>Cloudy Congestion Odds: 0.153305</w:t>
-                  </w:r>
-                  <w:proofErr w:type="gramStart"/>
-                  <w:r>
-                    <w:rPr>
-                      <w:rFonts w:ascii="Aptos Narrow" w:eastAsia="Times New Roman" w:hAnsi="Aptos Narrow" w:cs="Times New Roman"/>
-                      <w:color w:val="000000"/>
-                      <w:sz w:val="20"/>
-                      <w:szCs w:val="20"/>
-                      <w:lang w:eastAsia="zh-CN"/>
-                    </w:rPr>
-                    <w:t>/(</w:t>
-                  </w:r>
-                  <w:proofErr w:type="gramEnd"/>
-                  <w:r>
-                    <w:rPr>
-                      <w:rFonts w:ascii="Aptos Narrow" w:eastAsia="Times New Roman" w:hAnsi="Aptos Narrow" w:cs="Times New Roman"/>
-                      <w:color w:val="000000"/>
-                      <w:sz w:val="20"/>
-                      <w:szCs w:val="20"/>
-                      <w:lang w:eastAsia="zh-CN"/>
-                    </w:rPr>
-                    <w:t>1-0.153305)</w:t>
+                    <w:t>Cloudy Congestion Odds: 0.153305/(1-0.153305)</w:t>
                   </w:r>
                 </w:p>
               </w:tc>
@@ -11204,6 +10555,7 @@
                 <w:bCs/>
                 <w:lang w:val="en-PH"/>
               </w:rPr>
+              <w:lastRenderedPageBreak/>
               <w:t>Task 4: Power BI Traffic Intelligence Dashboard</w:t>
             </w:r>
           </w:p>
@@ -11385,23 +10737,7 @@
                 <w:rFonts w:ascii="Times New Roman" w:hAnsi="Times New Roman" w:cs="Times New Roman"/>
                 <w:lang w:val="en-PH"/>
               </w:rPr>
-              <w:t xml:space="preserve"> from </w:t>
-            </w:r>
-            <w:proofErr w:type="spellStart"/>
-            <w:r>
-              <w:rPr>
-                <w:rFonts w:ascii="Times New Roman" w:hAnsi="Times New Roman" w:cs="Times New Roman"/>
-                <w:lang w:val="en-PH"/>
-              </w:rPr>
-              <w:t>DateTime</w:t>
-            </w:r>
-            <w:proofErr w:type="spellEnd"/>
-            <w:r>
-              <w:rPr>
-                <w:rFonts w:ascii="Times New Roman" w:hAnsi="Times New Roman" w:cs="Times New Roman"/>
-                <w:lang w:val="en-PH"/>
-              </w:rPr>
-              <w:t xml:space="preserve">. </w:t>
+              <w:t xml:space="preserve"> from DateTime. </w:t>
             </w:r>
           </w:p>
           <w:p>
@@ -11761,7 +11097,7 @@
                           </pic:cNvPicPr>
                         </pic:nvPicPr>
                         <pic:blipFill>
-                          <a:blip r:embed="rId11"/>
+                          <a:blip r:embed="rId12"/>
                           <a:stretch>
                             <a:fillRect/>
                           </a:stretch>
@@ -11823,7 +11159,7 @@
                           </pic:cNvPicPr>
                         </pic:nvPicPr>
                         <pic:blipFill>
-                          <a:blip r:embed="rId12"/>
+                          <a:blip r:embed="rId13"/>
                           <a:stretch>
                             <a:fillRect/>
                           </a:stretch>
@@ -12004,6 +11340,7 @@
                 <w:bCs/>
                 <w:lang w:val="en-PH"/>
               </w:rPr>
+              <w:lastRenderedPageBreak/>
               <w:t xml:space="preserve">Task </w:t>
             </w:r>
             <w:r>
@@ -12037,23 +11374,7 @@
                 <w:rFonts w:ascii="Times New Roman" w:hAnsi="Times New Roman" w:cs="Times New Roman"/>
                 <w:lang w:val="en-PH"/>
               </w:rPr>
-              <w:t xml:space="preserve">Create </w:t>
-            </w:r>
-            <w:proofErr w:type="spellStart"/>
-            <w:r>
-              <w:rPr>
-                <w:rFonts w:ascii="Times New Roman" w:hAnsi="Times New Roman" w:cs="Times New Roman"/>
-                <w:lang w:val="en-PH"/>
-              </w:rPr>
-              <w:t>visualisations</w:t>
-            </w:r>
-            <w:proofErr w:type="spellEnd"/>
-            <w:r>
-              <w:rPr>
-                <w:rFonts w:ascii="Times New Roman" w:hAnsi="Times New Roman" w:cs="Times New Roman"/>
-                <w:lang w:val="en-PH"/>
-              </w:rPr>
-              <w:t xml:space="preserve"> showing:</w:t>
+              <w:t>Create visualisations showing:</w:t>
             </w:r>
           </w:p>
           <w:p>
@@ -12133,7 +11454,7 @@
                           <pic:cNvPicPr/>
                         </pic:nvPicPr>
                         <pic:blipFill>
-                          <a:blip r:embed="rId13"/>
+                          <a:blip r:embed="rId14"/>
                           <a:stretch>
                             <a:fillRect/>
                           </a:stretch>
@@ -12231,7 +11552,7 @@
                           <pic:cNvPicPr/>
                         </pic:nvPicPr>
                         <pic:blipFill>
-                          <a:blip r:embed="rId14"/>
+                          <a:blip r:embed="rId15"/>
                           <a:stretch>
                             <a:fillRect/>
                           </a:stretch>
@@ -12296,6 +11617,7 @@
                 <w:bCs/>
                 <w:lang w:val="en-PH"/>
               </w:rPr>
+              <w:lastRenderedPageBreak/>
               <w:t>Task 4.2</w:t>
             </w:r>
             <w:r>
@@ -12315,21 +11637,12 @@
                 <w:lang w:val="en-PH"/>
               </w:rPr>
             </w:pPr>
-            <w:proofErr w:type="spellStart"/>
             <w:r>
               <w:rPr>
                 <w:rFonts w:ascii="Times New Roman" w:hAnsi="Times New Roman" w:cs="Times New Roman"/>
                 <w:lang w:val="en-PH"/>
               </w:rPr>
-              <w:t>Analyse</w:t>
-            </w:r>
-            <w:proofErr w:type="spellEnd"/>
-            <w:r>
-              <w:rPr>
-                <w:rFonts w:ascii="Times New Roman" w:hAnsi="Times New Roman" w:cs="Times New Roman"/>
-                <w:lang w:val="en-PH"/>
-              </w:rPr>
-              <w:t xml:space="preserve"> average traffic by weather condition and answer:</w:t>
+              <w:t>Analyse average traffic by weather condition and answer:</w:t>
             </w:r>
           </w:p>
           <w:p>
@@ -12434,7 +11747,7 @@
                           <pic:cNvPicPr/>
                         </pic:nvPicPr>
                         <pic:blipFill>
-                          <a:blip r:embed="rId15"/>
+                          <a:blip r:embed="rId16"/>
                           <a:stretch>
                             <a:fillRect/>
                           </a:stretch>
@@ -12653,6 +11966,7 @@
                 <w:bCs/>
                 <w:lang w:val="en-PH"/>
               </w:rPr>
+              <w:lastRenderedPageBreak/>
               <w:t>Task 4.2</w:t>
             </w:r>
             <w:r>
@@ -12808,7 +12122,7 @@
                           <pic:cNvPicPr/>
                         </pic:nvPicPr>
                         <pic:blipFill>
-                          <a:blip r:embed="rId16"/>
+                          <a:blip r:embed="rId17"/>
                           <a:stretch>
                             <a:fillRect/>
                           </a:stretch>
@@ -12970,21 +12284,12 @@
                 <w:lang w:val="en-PH"/>
               </w:rPr>
             </w:pPr>
-            <w:proofErr w:type="gramStart"/>
             <w:r>
               <w:rPr>
                 <w:rFonts w:ascii="Times New Roman" w:hAnsi="Times New Roman" w:cs="Times New Roman"/>
                 <w:lang w:val="en-PH"/>
               </w:rPr>
-              <w:t>The vast majority of</w:t>
-            </w:r>
-            <w:proofErr w:type="gramEnd"/>
-            <w:r>
-              <w:rPr>
-                <w:rFonts w:ascii="Times New Roman" w:hAnsi="Times New Roman" w:cs="Times New Roman"/>
-                <w:lang w:val="en-PH"/>
-              </w:rPr>
-              <w:t xml:space="preserve"> all data points—spanning from low traffic volumes (0–2K) to peak traffic volumes (6K–7K+)—are tightly contained within the temperature range of 250K to 310K (approx. -23°C to 37°C). Because both high and low traffic volumes occur uniformly across this entire temperature band, it confirms that temperature is not a limiting factor or a strong predictor of traffic density.</w:t>
+              <w:t>The vast majority of all data points—spanning from low traffic volumes (0–2K) to peak traffic volumes (6K–7K+)—are tightly contained within the temperature range of 250K to 310K (approx. -23°C to 37°C). Because both high and low traffic volumes occur uniformly across this entire temperature band, it confirms that temperature is not a limiting factor or a strong predictor of traffic density.</w:t>
             </w:r>
           </w:p>
           <w:p>
@@ -13120,23 +12425,7 @@
                 <w:rFonts w:ascii="Times New Roman" w:hAnsi="Times New Roman" w:cs="Times New Roman"/>
                 <w:lang w:val="en-PH"/>
               </w:rPr>
-              <w:t xml:space="preserve">Total hours </w:t>
-            </w:r>
-            <w:proofErr w:type="spellStart"/>
-            <w:r>
-              <w:rPr>
-                <w:rFonts w:ascii="Times New Roman" w:hAnsi="Times New Roman" w:cs="Times New Roman"/>
-                <w:lang w:val="en-PH"/>
-              </w:rPr>
-              <w:t>analysed</w:t>
-            </w:r>
-            <w:proofErr w:type="spellEnd"/>
-            <w:r>
-              <w:rPr>
-                <w:rFonts w:ascii="Times New Roman" w:hAnsi="Times New Roman" w:cs="Times New Roman"/>
-                <w:lang w:val="en-PH"/>
-              </w:rPr>
-              <w:t xml:space="preserve"> </w:t>
+              <w:t xml:space="preserve">Total hours analysed </w:t>
             </w:r>
           </w:p>
           <w:p>
@@ -13299,7 +12588,7 @@
                           <pic:cNvPicPr/>
                         </pic:nvPicPr>
                         <pic:blipFill>
-                          <a:blip r:embed="rId17"/>
+                          <a:blip r:embed="rId18"/>
                           <a:stretch>
                             <a:fillRect/>
                           </a:stretch>
@@ -13363,7 +12652,7 @@
       </w:pPr>
     </w:p>
     <w:sectPr>
-      <w:footerReference w:type="default" r:id="rId18"/>
+      <w:footerReference w:type="default" r:id="rId19"/>
       <w:pgSz w:w="12240" w:h="15840"/>
       <w:pgMar w:top="1008" w:right="1152" w:bottom="1008" w:left="1152" w:header="720" w:footer="720" w:gutter="0"/>
       <w:cols w:space="720"/>
